--- a/ccw5gd-pre-work.docx
+++ b/ccw5gd-pre-work.docx
@@ -453,7 +453,7 @@
                 <w:sz w:val="19"/>
                 <w:szCs w:val="19"/>
               </w:rPr>
-              <w:t xml:space="preserve">One coordinator for the whole team, usually the foundation owner, with help from each target task's owner for Steps 2 and 3, and from a Claude administrator (an Admin or Owner) for Step 4. Every attendee completes Step 6 for themselves: the coordinator forwards it, with the two files from templates/, to each attendee.</w:t>
+              <w:t xml:space="preserve">One coordinator for the whole team, usually the foundation owner, with help from each target task's owner for Steps 2 and 3, and from a Claude administrator (an Admin or Owner) for Step 4. Every attendee completes Step 6 for themselves: the coordinator shares the workshop repository with each attendee, which holds Step 6's instructions and the templates.</w:t>
             </w:r>
           </w:p>
         </w:tc>
@@ -1498,7 +1498,7 @@
           <w:sz w:val="22"/>
           <w:szCs w:val="22"/>
         </w:rPr>
-        <w:t xml:space="preserve">Create a folder called eval-set somewhere outside every git repository, for example in your documents folder or a team share.</w:t>
+        <w:t xml:space="preserve">Create a folder called eval-set somewhere outside every git repository, for example in your home folder. Each attendee who runs cases keeps their own copy, for their outputs.</w:t>
       </w:r>
     </w:p>
     <w:p>
@@ -2696,7 +2696,7 @@
           <w:sz w:val="22"/>
           <w:szCs w:val="22"/>
         </w:rPr>
-        <w:t xml:space="preserve">Create a case branch at that commit and push it to your repository, so every attendee can clone it: git push origin &lt;commit before&gt;:refs/heads/case/B-01. In the workshop, each run's clone stops at this branch, so the merged fix is not in its history.</w:t>
+        <w:t xml:space="preserve">Create a case branch at that commit and push it to your repository, so every attendee can clone it: git push origin &lt;commit before&gt;:refs/heads/case/B-01. In the workshop, each run's clone stops at this branch, so the merged fix is not in its history. Check first that a case/* branch won't start Bitbucket Pipelines or match a deployment rule; if it would, push the case branches to a fork.</w:t>
       </w:r>
     </w:p>
     <w:p>
@@ -2715,7 +2715,7 @@
           <w:sz w:val="22"/>
           <w:szCs w:val="22"/>
         </w:rPr>
-        <w:t xml:space="preserve">Create a subfolder B-01, B-02, and so on for each, and save the files in the table below. case.json holds the case's setup and test commands for run-case; section 10 of WALKTHROUGH-dotnet.md has an example. git diff &lt;commit before&gt; &lt;merged commit&gt; &gt; reference.diff saves the change; add --stat to list the files it touched.</w:t>
+        <w:t xml:space="preserve">Create a subfolder B-01, B-02, and so on for each, and save the files in the table below. case.json holds the case's setup and test commands for run-case; section 10 of WALKTHROUGH-dotnet.md has an example. git diff --output=reference.diff &lt;commit before&gt; &lt;merged commit&gt; saves the change (use --output rather than &gt;: in Windows PowerShell 5.1, &gt; writes the file as UTF-16); git diff --stat lists the files it touched.</w:t>
       </w:r>
     </w:p>
     <w:p>
@@ -3586,7 +3586,7 @@
           <w:sz w:val="22"/>
           <w:szCs w:val="22"/>
         </w:rPr>
-        <w:t xml:space="preserve">If contribution metrics are turned on, note PRs with Claude Code (%) for the same two weeks. They need a GitHub admin to install the Claude GitHub app, and a Claude Owner to turn on Claude Code analytics.</w:t>
+        <w:t xml:space="preserve">Contribution metrics (PRs with Claude Code) need a GitHub admin to install the Claude GitHub app. On Bitbucket, count merged pull requests with the Co-Authored-By trailer Claude Code adds to its commits instead, for the same two weeks, where the team keeps the trailer on.</w:t>
       </w:r>
     </w:p>
     <w:p>
@@ -3637,7 +3637,7 @@
           <w:sz w:val="21"/>
           <w:szCs w:val="21"/>
         </w:rPr>
-        <w:t xml:space="preserve">20 seats; 7 daily active users in week 1 (35 percent), 9 now (45 percent). PRs with Claude Code: 9 percent. $1,100 over 100 developer active days: about $11 each.</w:t>
+        <w:t xml:space="preserve">24 seats; 18 daily active users in week 1 (75 percent). PRs with Claude Code: 48 percent, counted from Co-Authored-By trailers. About $16 per developer per active day.</w:t>
       </w:r>
     </w:p>
     <w:p>
@@ -4410,7 +4410,7 @@
                 <w:sz w:val="19"/>
                 <w:szCs w:val="19"/>
               </w:rPr>
-              <w:t xml:space="preserve">Target task</w:t>
+              <w:t xml:space="preserve">Foundation</w:t>
             </w:r>
           </w:p>
         </w:tc>
@@ -4438,7 +4438,7 @@
                 <w:sz w:val="19"/>
                 <w:szCs w:val="19"/>
               </w:rPr>
-              <w:t xml:space="preserve">A kind of engineering work Claude Code is meant to take on first, such as bug fixes.</w:t>
+              <w:t xml:space="preserve">The first group of engineers and target tasks an organization uses to prove Claude Code before rolling it out more widely. Anthropic calls it a pilot group.</w:t>
             </w:r>
           </w:p>
         </w:tc>
@@ -4471,7 +4471,7 @@
                 <w:sz w:val="19"/>
                 <w:szCs w:val="19"/>
               </w:rPr>
-              <w:t xml:space="preserve">Reference output</w:t>
+              <w:t xml:space="preserve">Target task</w:t>
             </w:r>
           </w:p>
         </w:tc>
@@ -4499,7 +4499,7 @@
                 <w:sz w:val="19"/>
                 <w:szCs w:val="19"/>
               </w:rPr>
-              <w:t xml:space="preserve">The merged pull request: the standard Claude Code is judged against.</w:t>
+              <w:t xml:space="preserve">A kind of engineering work Claude Code is meant to take on first, such as bug fixes.</w:t>
             </w:r>
           </w:p>
         </w:tc>
@@ -4532,7 +4532,7 @@
                 <w:sz w:val="19"/>
                 <w:szCs w:val="19"/>
               </w:rPr>
-              <w:t xml:space="preserve">Commit before</w:t>
+              <w:t xml:space="preserve">Reference output</w:t>
             </w:r>
           </w:p>
         </w:tc>
@@ -4560,7 +4560,7 @@
                 <w:sz w:val="19"/>
                 <w:szCs w:val="19"/>
               </w:rPr>
-              <w:t xml:space="preserve">The commit the pull request started from. Each case is replayed from it.</w:t>
+              <w:t xml:space="preserve">The merged pull request: the standard Claude Code is judged against.</w:t>
             </w:r>
           </w:p>
         </w:tc>
@@ -4593,7 +4593,7 @@
                 <w:sz w:val="19"/>
                 <w:szCs w:val="19"/>
               </w:rPr>
-              <w:t xml:space="preserve">Case branch</w:t>
+              <w:t xml:space="preserve">Commit before</w:t>
             </w:r>
           </w:p>
         </w:tc>
@@ -4621,7 +4621,7 @@
                 <w:sz w:val="19"/>
                 <w:szCs w:val="19"/>
               </w:rPr>
-              <w:t xml:space="preserve">A branch at the commit before, so a clone in the workshop can stop there.</w:t>
+              <w:t xml:space="preserve">The commit the pull request started from. Each case is replayed from it.</w:t>
             </w:r>
           </w:p>
         </w:tc>
@@ -4654,7 +4654,7 @@
                 <w:sz w:val="19"/>
                 <w:szCs w:val="19"/>
               </w:rPr>
-              <w:t xml:space="preserve">Eval case</w:t>
+              <w:t xml:space="preserve">Case branch</w:t>
             </w:r>
           </w:p>
         </w:tc>
@@ -4682,7 +4682,7 @@
                 <w:sz w:val="19"/>
                 <w:szCs w:val="19"/>
               </w:rPr>
-              <w:t xml:space="preserve">One request with its standard: what a good result must include, what it must not do, and the merged pull request as the reference.</w:t>
+              <w:t xml:space="preserve">A branch at the commit before, so a clone in the workshop can stop there.</w:t>
             </w:r>
           </w:p>
         </w:tc>
@@ -4715,7 +4715,7 @@
                 <w:sz w:val="19"/>
                 <w:szCs w:val="19"/>
               </w:rPr>
-              <w:t xml:space="preserve">Domain expert</w:t>
+              <w:t xml:space="preserve">Eval case</w:t>
             </w:r>
           </w:p>
         </w:tc>
@@ -4743,7 +4743,7 @@
                 <w:sz w:val="19"/>
                 <w:szCs w:val="19"/>
               </w:rPr>
-              <w:t xml:space="preserve">Someone who would approve or reject this work in a real review.</w:t>
+              <w:t xml:space="preserve">One request with its standard: what a good result must include, what it must not do, and the merged pull request as the reference.</w:t>
             </w:r>
           </w:p>
         </w:tc>
@@ -4776,7 +4776,7 @@
                 <w:sz w:val="19"/>
                 <w:szCs w:val="19"/>
               </w:rPr>
-              <w:t xml:space="preserve">Exit criteria</w:t>
+              <w:t xml:space="preserve">Domain expert</w:t>
             </w:r>
           </w:p>
         </w:tc>
@@ -4784,6 +4784,67 @@
           <w:tcPr>
             <w:tcW w:type="dxa" w:w="6960"/>
             <w:shd w:fill="FFFFFF" w:val="clear"/>
+            <w:tcMar>
+              <w:top w:type="dxa" w:w="80"/>
+              <w:left w:type="dxa" w:w="110"/>
+              <w:bottom w:type="dxa" w:w="80"/>
+              <w:right w:type="dxa" w:w="110"/>
+            </w:tcMar>
+          </w:tcPr>
+          <w:p>
+            <w:pPr>
+              <w:spacing w:line="270"/>
+            </w:pPr>
+            <w:r>
+              <w:rPr>
+                <w:rFonts w:ascii="Arial" w:cs="Arial" w:eastAsia="Arial" w:hAnsi="Arial"/>
+                <w:b w:val="false"/>
+                <w:bCs w:val="false"/>
+                <w:color w:val="262626"/>
+                <w:sz w:val="19"/>
+                <w:szCs w:val="19"/>
+              </w:rPr>
+              <w:t xml:space="preserve">Someone who would approve or reject this work in a real review.</w:t>
+            </w:r>
+          </w:p>
+        </w:tc>
+      </w:tr>
+      <w:tr>
+        <w:trPr>
+          <w:cantSplit/>
+        </w:trPr>
+        <w:tc>
+          <w:tcPr>
+            <w:tcW w:type="dxa" w:w="2400"/>
+            <w:shd w:fill="F4F6F8" w:val="clear"/>
+            <w:tcMar>
+              <w:top w:type="dxa" w:w="80"/>
+              <w:left w:type="dxa" w:w="110"/>
+              <w:bottom w:type="dxa" w:w="80"/>
+              <w:right w:type="dxa" w:w="110"/>
+            </w:tcMar>
+          </w:tcPr>
+          <w:p>
+            <w:pPr>
+              <w:spacing w:line="270"/>
+            </w:pPr>
+            <w:r>
+              <w:rPr>
+                <w:rFonts w:ascii="Arial" w:cs="Arial" w:eastAsia="Arial" w:hAnsi="Arial"/>
+                <w:b/>
+                <w:bCs/>
+                <w:color w:val="262626"/>
+                <w:sz w:val="19"/>
+                <w:szCs w:val="19"/>
+              </w:rPr>
+              <w:t xml:space="preserve">Exit criteria</w:t>
+            </w:r>
+          </w:p>
+        </w:tc>
+        <w:tc>
+          <w:tcPr>
+            <w:tcW w:type="dxa" w:w="6960"/>
+            <w:shd w:fill="F4F6F8" w:val="clear"/>
             <w:tcMar>
               <w:top w:type="dxa" w:w="80"/>
               <w:left w:type="dxa" w:w="110"/>
@@ -4918,7 +4979,7 @@
           <w:sz w:val="22"/>
           <w:szCs w:val="22"/>
         </w:rPr>
-        <w:t xml:space="preserve">Each run is a real model call on your plan or API account. Expect about six runs per attendee in the session. Each run's output reports its cost, and the tracker records it. Anthropic's benchmark from enterprise deployments is about $13 per developer per active day.</w:t>
+        <w:t xml:space="preserve">Each run is a real model call on your plan or API account. Expect about six runs per attendee in the session: in testing, a practice run cost about $0.10, so well under $1 per attendee. Each run's output reports its cost, and the tracker records it. Anthropic's benchmark from enterprise deployments is about $13 per developer per active day.</w:t>
       </w:r>
     </w:p>
     <w:p>
@@ -4981,7 +5042,7 @@
           <w:sz w:val="22"/>
           <w:szCs w:val="22"/>
         </w:rPr>
-        <w:t xml:space="preserve">Nothing needs to be sent to WWT. Forward Step 6 and the two files from templates/ to every attendee, or share the workshop repository, which holds them all. Bring the tracker and the eval-set folder to the workshop on the coordinator's machine, ready to share on screen.</w:t>
+        <w:t xml:space="preserve">Nothing needs to be sent to WWT. Share the workshop repository with every attendee: Step 6 and the templates are in it. Bring the tracker and the eval-set folder to the workshop on the coordinator's machine, ready to share on screen.</w:t>
       </w:r>
     </w:p>
     <w:p>
@@ -5215,7 +5276,7 @@
           <w:sz w:val="22"/>
           <w:szCs w:val="22"/>
         </w:rPr>
-        <w:t xml:space="preserve">Every attendee has Claude Code 2.1.257 or later, has run claude -p, and has run one repository's test suite</w:t>
+        <w:t xml:space="preserve">Every attendee has run check-setup.cs with --live (git, the .NET SDK, Docker, and a run credential that signs in inside the run container), and knows the setup and test commands for one repository</w:t>
       </w:r>
     </w:p>
     <w:p>

--- a/ccw5gd-pre-work.docx
+++ b/ccw5gd-pre-work.docx
@@ -2696,7 +2696,7 @@
           <w:sz w:val="22"/>
           <w:szCs w:val="22"/>
         </w:rPr>
-        <w:t xml:space="preserve">Create a case branch at that commit and push it to your repository, so every attendee can clone it: git push origin &lt;commit before&gt;:refs/heads/case/B-01. In the workshop, each run's clone stops at this branch, so the merged fix is not in its history. Check first that a case/* branch won't start Bitbucket Pipelines or match a deployment rule; if it would, push the case branches to a fork.</w:t>
+        <w:t xml:space="preserve">Keep a full-history clone of the repository in a repos folder beside eval-set, and create the case branch in it, at that commit: git -C repos/&lt;repository&gt; branch case/B-01 &lt;commit before&gt;. Nothing is pushed, so no Bitbucket Pipelines build starts. Share the repos and eval-set folders with your team the same way. In the workshop, each run's clone stops at this branch, so the merged fix is not in its history. For an open pull request a review case needs, make a local branch from it too: git -C repos/&lt;repository&gt; branch pr-&lt;N&gt; origin/&lt;its branch&gt;.</w:t>
       </w:r>
     </w:p>
     <w:p>
@@ -4098,7 +4098,7 @@
           <w:sz w:val="21"/>
           <w:szCs w:val="21"/>
         </w:rPr>
-        <w:t xml:space="preserve">If the runs cannot sign in, ask your Claude administrator for a seat that includes Claude Code, or for a workshop API key. If Docker is not allowed on a company laptop, ask your IT team, or use another computer. If a suite needs SQL Server, Redis, other services, or secrets, choose a pull request whose tests run without them, or grade that case by review. If packages come from a private feed, prefer cases that restore from public feeds. In a large solution, note the command that runs only the affected projects' tests.</w:t>
+        <w:t xml:space="preserve">If the runs cannot sign in, ask your Claude administrator for a seat that includes Claude Code, or for a workshop API key. If Docker is not allowed on a company laptop, ask your IT team, or use another computer. If a suite needs SQL Server, Redis, or other services, prefer a pull request whose tests run without them; otherwise give the case a services entry (section 10 of WALKTHROUGH-dotnet.md). Never put live secrets or connection strings in a case. If packages come from a private feed, give the feed credentials to the setup container with setupEnv or setupFiles (section 10). In a large solution, note the command that runs only the affected projects' tests.</w:t>
       </w:r>
     </w:p>
     <w:p>
@@ -4979,7 +4979,7 @@
           <w:sz w:val="22"/>
           <w:szCs w:val="22"/>
         </w:rPr>
-        <w:t xml:space="preserve">Each run is a real model call on your plan or API account. Expect about six runs per attendee in the session: in testing, a practice run cost about $0.10, so well under $1 per attendee. Each run's output reports its cost, and the tracker records it. Anthropic's benchmark from enterprise deployments is about $13 per developer per active day.</w:t>
+        <w:t xml:space="preserve">Each run is a real model call on your plan or API account. Expect about ten runs per attendee in the session: in testing, a practice run cost about $0.10, so about $1 per attendee. Each run's output reports its cost, and the tracker records it. Anthropic's benchmark from enterprise deployments is about $13 per developer per active day.</w:t>
       </w:r>
     </w:p>
     <w:p>
